--- a/Paul_Iruene_CV.docx
+++ b/Paul_Iruene_CV.docx
@@ -150,7 +150,7 @@
           <w:i w:val="0"/>
           <w:sz w:val="19"/>
         </w:rPr>
-        <w:t>Principal Engineer and technical co-founder with 11+ years owning user-facing products end to end across application code, mobile, DevOps, and Site Reliability Engineering at early-stage startups. Co-Founder and CTO at FoodCourt (Y Combinator S22) for 4+ years, with prior multi-year tenures at Comptware (Staff DevOps and Platform Engineer), Mkobo Bank (Senior Full Stack and DevOps Engineer), Vyudu (Staff DevOps Engineer), and SocketWorks. Ships fast in scrappy product cycles, sustains 99.9%+ uptime on transaction-critical systems, and jumps comfortably between Kubernetes, Terraform, and application code.</w:t>
+        <w:t>Principal Engineer and technical co-founder with 11+ years owning user-facing products end to end across application code, mobile, DevOps, and Site Reliability Engineering at early-stage startups. Co-Founder and CTO at FoodCourt (Y Combinator S22) for 4+ years and Principal Engineer plus Staff DevOps and SRE lead at Moneey App for 3 years on a multi-bank wallet and payments platform. Prior multi-year tenures at Comptware, Mkobo Bank, Vyudu, and SocketWorks. Ships fast in scrappy product cycles, sustains 99.9%+ uptime on transaction-critical systems, and jumps comfortably between Kubernetes, Terraform, and application code.</w:t>
       </w:r>
     </w:p>
     <w:p>
@@ -470,6 +470,152 @@
           <w:sz w:val="19"/>
         </w:rPr>
         <w:t>Run the SRE practice end to end: SLOs on order-success-rate (99.5%) and payment-callback P95 latency (&lt;800ms) with PromQL alerting to PagerDuty, error-budget burn rules, weekly blameless postmortems, and Grafana, Loki, and OpenTelemetry dashboards; brought repeat-incident rate from ~30% to ~8% over two quarters.</w:t>
+      </w:r>
+    </w:p>
+    <w:p>
+      <w:pPr>
+        <w:tabs>
+          <w:tab w:pos="10656" w:val="right"/>
+        </w:tabs>
+        <w:spacing w:before="60" w:after="0" w:line="252" w:lineRule="auto"/>
+      </w:pPr>
+      <w:r>
+        <w:rPr>
+          <w:b/>
+          <w:sz w:val="20"/>
+        </w:rPr>
+        <w:t>Principal Engineer &amp; Staff DevOps / SRE | Moneey App</w:t>
+      </w:r>
+      <w:r>
+        <w:rPr>
+          <w:i/>
+          <w:sz w:val="18"/>
+        </w:rPr>
+        <w:tab/>
+        <w:t>Remote | Jan 2023 - Jan 2026</w:t>
+      </w:r>
+    </w:p>
+    <w:p>
+      <w:pPr>
+        <w:spacing w:before="0" w:after="20" w:line="252" w:lineRule="auto"/>
+      </w:pPr>
+      <w:r>
+        <w:rPr>
+          <w:sz w:val="18"/>
+        </w:rPr>
+        <w:t>Digital banking and wallet product with multi-bank transfer rails.</w:t>
+      </w:r>
+    </w:p>
+    <w:p>
+      <w:pPr>
+        <w:pStyle w:val="ListBullet"/>
+        <w:spacing w:before="0" w:after="0" w:line="252" w:lineRule="auto"/>
+        <w:ind w:left="288"/>
+      </w:pPr>
+      <w:r/>
+      <w:r>
+        <w:rPr>
+          <w:sz w:val="19"/>
+        </w:rPr>
+        <w:t>Designed and built the transfer routing service in NestJS that maps sender and receiver bank codes to the correct partner-bank API (9PSB, Providus, Stanbic, VFD); handles Moneey-to-Moneey wallet transfers, WAAS sub-account flows, beneficiary verification, and TSQ reconciliation for pending transactions.</w:t>
+      </w:r>
+    </w:p>
+    <w:p>
+      <w:pPr>
+        <w:pStyle w:val="ListBullet"/>
+        <w:spacing w:before="0" w:after="0" w:line="252" w:lineRule="auto"/>
+        <w:ind w:left="288"/>
+      </w:pPr>
+      <w:r/>
+      <w:r>
+        <w:rPr>
+          <w:sz w:val="19"/>
+        </w:rPr>
+        <w:t>Migrated the wallet ledger from AWS QLDB to FoundationDB for stronger transactional guarantees and lower per-operation cost; owned schema design, the dual-write rollout, and back-fill verification across historical wallet records.</w:t>
+      </w:r>
+    </w:p>
+    <w:p>
+      <w:pPr>
+        <w:pStyle w:val="ListBullet"/>
+        <w:spacing w:before="0" w:after="0" w:line="252" w:lineRule="auto"/>
+        <w:ind w:left="288"/>
+      </w:pPr>
+      <w:r/>
+      <w:r>
+        <w:rPr>
+          <w:sz w:val="19"/>
+        </w:rPr>
+        <w:t>Led the full cloud migration from AWS to Azure: re-platformed Kubernetes workloads onto AKS with Helm, rebuilt CI/CD against Azure Container Registry, and cut over PostgreSQL plus object storage with zero customer-visible downtime.</w:t>
+      </w:r>
+    </w:p>
+    <w:p>
+      <w:pPr>
+        <w:pStyle w:val="ListBullet"/>
+        <w:spacing w:before="0" w:after="0" w:line="252" w:lineRule="auto"/>
+        <w:ind w:left="288"/>
+      </w:pPr>
+      <w:r/>
+      <w:r>
+        <w:rPr>
+          <w:sz w:val="19"/>
+        </w:rPr>
+        <w:t>Built the customer liveness verification service from scratch on the AWS Rekognition Liveness package, integrated into Flutter onboarding and step-up auth flows for high-value transactions.</w:t>
+      </w:r>
+    </w:p>
+    <w:p>
+      <w:pPr>
+        <w:pStyle w:val="ListBullet"/>
+        <w:spacing w:before="0" w:after="0" w:line="252" w:lineRule="auto"/>
+        <w:ind w:left="288"/>
+      </w:pPr>
+      <w:r/>
+      <w:r>
+        <w:rPr>
+          <w:sz w:val="19"/>
+        </w:rPr>
+        <w:t>Built a custom Sentry-style error-tracking service (event ingestion, deduplication, alert routing) tuned for the bank's transaction-heavy workload where commercial Sentry pricing was prohibitive.</w:t>
+      </w:r>
+    </w:p>
+    <w:p>
+      <w:pPr>
+        <w:pStyle w:val="ListBullet"/>
+        <w:spacing w:before="0" w:after="0" w:line="252" w:lineRule="auto"/>
+        <w:ind w:left="288"/>
+      </w:pPr>
+      <w:r/>
+      <w:r>
+        <w:rPr>
+          <w:sz w:val="19"/>
+        </w:rPr>
+        <w:t>Built a custom Redis-backed socket gateway for real-time transaction notifications to the Flutter app and React ops dashboard, with reconnection, message replay, and per-user channels.</w:t>
+      </w:r>
+    </w:p>
+    <w:p>
+      <w:pPr>
+        <w:pStyle w:val="ListBullet"/>
+        <w:spacing w:before="0" w:after="0" w:line="252" w:lineRule="auto"/>
+        <w:ind w:left="288"/>
+      </w:pPr>
+      <w:r/>
+      <w:r>
+        <w:rPr>
+          <w:sz w:val="19"/>
+        </w:rPr>
+        <w:t>Stood up the SRE practice end to end: Prometheus and Grafana with PromQL alerting on transfer success rate and partner-bank latency, Loki for structured logs, Helm-managed observability stack on Kubernetes, on-call rotations, and SLOs on wallet operations.</w:t>
+      </w:r>
+    </w:p>
+    <w:p>
+      <w:pPr>
+        <w:pStyle w:val="ListBullet"/>
+        <w:spacing w:before="0" w:after="0" w:line="252" w:lineRule="auto"/>
+        <w:ind w:left="288"/>
+      </w:pPr>
+      <w:r/>
+      <w:r>
+        <w:rPr>
+          <w:sz w:val="19"/>
+        </w:rPr>
+        <w:t>Built the React internal ops dashboard for transaction visibility, reconciliation against partner-bank statements, TSQ resolution flows, and operator audit logs; shipped Flutter mobile features for transfers, beneficiary management, and biometric auth.</w:t>
       </w:r>
     </w:p>
     <w:p>
